--- a/docs/paper/submission/turnitin.docx
+++ b/docs/paper/submission/turnitin.docx
@@ -62,7 +62,7 @@
         </m:r>
       </m:oMath>
       <w:r>
-        <w:t xml:space="preserve">), whatever the length of the record, and the two were level when about a third of flooded assets stood on such new ground. In Rangpur and Rajshahi, where only 6.8 % of the 2024 river flooding reached new ground, the record ranked it at 0.896 against 0.801 for the model and kept its lead with masks re-mapped from a single satellite, with other training targets and with 40 km blocks, while on the cyclone-struck coast, where most flooding reached new ground, the model led. A global hydrodynamic hazard map was no stronger a rival than the model, and the model given the record as a feature beat both of its parts in 5 of 8 tests, all riverine. Radar-observed extents also made better training labels than terrain thresholds, by 0.101, 0.087 and 0.080 in AUC on held-out areas. The radar masks agreed only moderately with an independent MODIS map, so every score measures agreement with flooding as radar sees it. Susceptibility studies with a radar flood history should report that record as a baseline and score their models by the share of its ranking error they remove.</w:t>
+        <w:t xml:space="preserve">), whatever the length of the record, and the two were level when about a third of flooded assets stood on such new ground. In Rangpur and Rajshahi, where only 6.8 % of the 2024 river flooding reached new ground, the record ranked it at 0.896 against 0.801 for the model and kept its lead with masks re-mapped from a single satellite, with other training targets and with 40 km blocks, while on the cyclone-struck coast, where most flooding reached new ground, the model led. A global hydrodynamic hazard map was no stronger a rival than the model, and the model given the record as a feature beat both of its parts in 5 of 8 tests, all riverine. Radar-observed extents also made better training labels than terrain thresholds, by 0.101, 0.087 and 0.080 in AUC on held-out areas. The radar masks agreed only moderately with an independent MODIS map, so every score measures agreement with flooding as radar sees it. Where a radar flood history exists, it can serve as a free planning map wherever floods return to the same ground, a susceptibility model earns its place mainly where floods reach new ground, and susceptibility studies should report the record as a baseline and score their models by the share of its ranking error they remove.</w:t>
       </w:r>
     </w:p>
     <w:p>
@@ -1848,7 +1848,7 @@
         </m:r>
       </m:oMath>
       <w:r>
-        <w:t xml:space="preserve">), and the two were level at about a third of flooded assets. In Rangpur and Rajshahi the record predicted the 2024 flooding better than the model under every check applied, a global hydrodynamic hazard map was no stronger a rival, and a model given the record as a feature beat both of its parts in most riverine tests. Radar-observed flood extents made better training labels than terrain thresholds, by 0.101, 0.087 and 0.080 in AUC on held-out ground and by 0.069, 0.024 and 0.071 against later floods. Every number in this paper is generated from the released pipeline outputs, so each can be checked and rebuilt.</w:t>
+        <w:t xml:space="preserve">), and the two were level at about a third of flooded assets. In Rangpur and Rajshahi the record predicted the 2024 flooding better than the model under every check applied, a global hydrodynamic hazard map was no stronger a rival, and a model given the record as a feature beat both of its parts in most riverine tests. Radar-observed flood extents made better training labels than terrain thresholds, by 0.101, 0.087 and 0.080 in AUC on held-out ground and by 0.069, 0.024 and 0.071 against later floods. For flood management, a radar flood history is therefore a free planning map wherever floods return to the same ground, and a model is worth building mainly where floods reach new ground. Every number in this paper is generated from the released pipeline outputs, so each can be checked and rebuilt.</w:t>
       </w:r>
     </w:p>
     <w:bookmarkStart w:id="35" w:name="tab:litflood"/>
